--- a/HOSONHCS/03 DS GROUP.docx
+++ b/HOSONHCS/03 DS GROUP.docx
@@ -54,6 +54,34 @@
                 <w:sz w:val="26"/>
               </w:rPr>
               <w:t>{{totruong}}</w:t>
+            </w:r>
+          </w:p>
+          <w:p>
+            <w:pPr>
+              <w:pStyle w:val="TableParagraph"/>
+              <w:ind w:left="204" w:hanging="5"/>
+              <w:jc w:val="left"/>
+              <w:rPr>
+                <w:sz w:val="26"/>
+              </w:rPr>
+            </w:pPr>
+            <w:r>
+              <w:rPr>
+                <w:sz w:val="26"/>
+              </w:rPr>
+              <w:t>Thôn: {{thon</w:t>
+            </w:r>
+            <w:r>
+              <w:rPr>
+                <w:sz w:val="26"/>
+              </w:rPr>
+              <w:t>1</w:t>
+            </w:r>
+            <w:r>
+              <w:rPr>
+                <w:sz w:val="26"/>
+              </w:rPr>
+              <w:t>}}</w:t>
             </w:r>
           </w:p>
           <w:p>

--- a/HOSONHCS/03 DS GROUP.docx
+++ b/HOSONHCS/03 DS GROUP.docx
@@ -69,7 +69,7 @@
               <w:rPr>
                 <w:sz w:val="26"/>
               </w:rPr>
-              <w:t>Thôn: {{thon</w:t>
+              <w:t>{{thon</w:t>
             </w:r>
             <w:r>
               <w:rPr>
@@ -98,13 +98,7 @@
               <w:rPr>
                 <w:sz w:val="26"/>
               </w:rPr>
-              <w:t>Xã:</w:t>
-            </w:r>
-            <w:r>
-              <w:rPr>
-                <w:sz w:val="26"/>
-              </w:rPr>
-              <w:t xml:space="preserve"> {{xa}}</w:t>
+              <w:t>{{xa}}</w:t>
             </w:r>
           </w:p>
           <w:p>
@@ -121,7 +115,7 @@
               <w:rPr>
                 <w:sz w:val="26"/>
               </w:rPr>
-              <w:t>Tỉnh: Tuyên Quang</w:t>
+              <w:t>{{tinh}}</w:t>
             </w:r>
           </w:p>
         </w:tc>
@@ -1638,7 +1632,7 @@
     <w:p>
       <w:pPr>
         <w:pStyle w:val="BodyText"/>
-        <w:spacing w:line="295" w:lineRule="exact"/>
+        <w:spacing w:before="120" w:after="120" w:line="295" w:lineRule="exact"/>
         <w:ind w:left="492"/>
       </w:pPr>
       <w:r>
@@ -1648,7 +1642,7 @@
     <w:p>
       <w:pPr>
         <w:pStyle w:val="BodyText"/>
-        <w:spacing w:line="298" w:lineRule="exact"/>
+        <w:spacing w:before="120" w:after="120" w:line="298" w:lineRule="exact"/>
         <w:ind w:left="500"/>
       </w:pPr>
       <w:r>
@@ -1661,7 +1655,7 @@
     <w:p>
       <w:pPr>
         <w:pStyle w:val="BodyText"/>
-        <w:spacing w:line="298" w:lineRule="exact"/>
+        <w:spacing w:before="120" w:after="120" w:line="298" w:lineRule="exact"/>
         <w:ind w:left="504"/>
       </w:pPr>
       <w:r>
@@ -1674,7 +1668,7 @@
     <w:p>
       <w:pPr>
         <w:pStyle w:val="BodyText"/>
-        <w:spacing w:before="3"/>
+        <w:spacing w:before="120" w:after="120"/>
         <w:ind w:left="503"/>
       </w:pPr>
       <w:r>
